--- a/สรุปความคืบหน้าโครงการ-Smart-School-Care-Ecosystem.docx
+++ b/สรุปความคืบหน้าโครงการ-Smart-School-Care-Ecosystem.docx
@@ -50,7 +50,7 @@
           <w:sz w:val="22"/>
           <w:szCs w:val="22"/>
         </w:rPr>
-        <w:t xml:space="preserve">อัปเดตล่าสุด: กันยายน 2569 (รอบ 5) — เตรียมไว้สำหรับเริ่มแชทใหม่</w:t>
+        <w:t>อัปเดตล่าสุด: 21 ตุลาคม 2569 (รอบ 6) — ต่อจากรอบ 5 (กันยายน 2569) และสรุปย่อ 13 ตุลาคม 2569</w:t>
       </w:r>
     </w:p>
     <w:p>
@@ -1150,6 +1150,432 @@
       </w:r>
     </w:p>
     <w:p>
+      <w:pPr>
+        <w:pStyle w:val="Heading2"/>
+        <w:spacing w:after="100" w:before="260"/>
+      </w:pPr>
+      <w:r>
+        <w:rPr>
+          <w:rFonts w:ascii="TH Sarabun New" w:cs="TH Sarabun New" w:eastAsia="TH Sarabun New" w:hAnsi="TH Sarabun New"/>
+          <w:b/>
+          <w:bCs/>
+          <w:color w:val="2E5C8A"/>
+          <w:sz w:val="27"/>
+          <w:szCs w:val="27"/>
+        </w:rPr>
+        <w:t>1.9 สายงานอนุมัติ, กระดิ่ง และการแจ้งเตือน (ต.ค. 2569)</w:t>
+      </w:r>
+    </w:p>
+    <w:p>
+      <w:pPr>
+        <w:spacing w:after="60"/>
+        <w:ind w:left="260"/>
+      </w:pPr>
+      <w:r>
+        <w:rPr>
+          <w:rFonts w:ascii="TH Sarabun New" w:cs="TH Sarabun New" w:eastAsia="TH Sarabun New" w:hAnsi="TH Sarabun New"/>
+          <w:b/>
+          <w:bCs/>
+          <w:color w:val="1E8E5A"/>
+          <w:sz w:val="24"/>
+          <w:szCs w:val="24"/>
+        </w:rPr>
+        <w:t xml:space="preserve">☑  </w:t>
+      </w:r>
+      <w:r>
+        <w:rPr>
+          <w:rFonts w:ascii="TH Sarabun New" w:cs="TH Sarabun New" w:eastAsia="TH Sarabun New" w:hAnsi="TH Sarabun New"/>
+          <w:sz w:val="24"/>
+          <w:szCs w:val="24"/>
+        </w:rPr>
+        <w:t>เช็คชื่อย้อนหลังอนุมัติ 2 ผู้อนุมัติ (หัวหน้ากลุ่มงานวิชาการ + รองผอ.วิชาการ, ผอ.สำรอง) เวลาตัดสินเป็นเวลาเซิร์ฟเวอร์ + เตือน 16:00 / แจ้งหมดอายุ 00:10 + แสดงเหตุผลเมื่อผู้ใช้ตัดสินไม่ได้ (PR #175, #185)</w:t>
+      </w:r>
+    </w:p>
+    <w:p>
+      <w:pPr>
+        <w:spacing w:after="60"/>
+        <w:ind w:left="260"/>
+      </w:pPr>
+      <w:r>
+        <w:rPr>
+          <w:rFonts w:ascii="TH Sarabun New" w:cs="TH Sarabun New" w:eastAsia="TH Sarabun New" w:hAnsi="TH Sarabun New"/>
+          <w:b/>
+          <w:bCs/>
+          <w:color w:val="1E8E5A"/>
+          <w:sz w:val="24"/>
+          <w:szCs w:val="24"/>
+        </w:rPr>
+        <w:t xml:space="preserve">☑  </w:t>
+      </w:r>
+      <w:r>
+        <w:rPr>
+          <w:rFonts w:ascii="TH Sarabun New" w:cs="TH Sarabun New" w:eastAsia="TH Sarabun New" w:hAnsi="TH Sarabun New"/>
+          <w:sz w:val="24"/>
+          <w:szCs w:val="24"/>
+        </w:rPr>
+        <w:t>ใบลานักเรียน: นักเรียน → ผู้ปกครองรับทราบ → ครูที่ปรึกษาตัดสิน + ใบลาที่อนุมัติติ๊ก "ลา" ล่วงหน้าในรายการเช็คชื่อของครูประจำวิชา</w:t>
+      </w:r>
+    </w:p>
+    <w:p>
+      <w:pPr>
+        <w:spacing w:after="60"/>
+        <w:ind w:left="260"/>
+      </w:pPr>
+      <w:r>
+        <w:rPr>
+          <w:rFonts w:ascii="TH Sarabun New" w:cs="TH Sarabun New" w:eastAsia="TH Sarabun New" w:hAnsi="TH Sarabun New"/>
+          <w:b/>
+          <w:bCs/>
+          <w:color w:val="1E8E5A"/>
+          <w:sz w:val="24"/>
+          <w:szCs w:val="24"/>
+        </w:rPr>
+        <w:t xml:space="preserve">☑  </w:t>
+      </w:r>
+      <w:r>
+        <w:rPr>
+          <w:rFonts w:ascii="TH Sarabun New" w:cs="TH Sarabun New" w:eastAsia="TH Sarabun New" w:hAnsi="TH Sarabun New"/>
+          <w:sz w:val="24"/>
+          <w:szCs w:val="24"/>
+        </w:rPr>
+        <w:t>กระดิ่งงานค้างฝั่งบุคลากร กดแล้วพาไปหน้างานและสลับบทบาทอัตโนมัติ + แชทห้องเรียนรวมบรรทัดเดียว + ข้อความแจ้งผลถึงครู + ตัวนับถอยหลังกลาง (PR #176) · งานค้างของงานกิจการนักเรียน (PR #183) · แจ้งผู้ตรวจแผนการสอนขั้นถัดไป (PR #182)</w:t>
+      </w:r>
+    </w:p>
+    <w:p>
+      <w:pPr>
+        <w:spacing w:after="60"/>
+        <w:ind w:left="260"/>
+      </w:pPr>
+      <w:r>
+        <w:rPr>
+          <w:rFonts w:ascii="TH Sarabun New" w:cs="TH Sarabun New" w:eastAsia="TH Sarabun New" w:hAnsi="TH Sarabun New"/>
+          <w:b/>
+          <w:bCs/>
+          <w:color w:val="1E8E5A"/>
+          <w:sz w:val="24"/>
+          <w:szCs w:val="24"/>
+        </w:rPr>
+        <w:t xml:space="preserve">☑  </w:t>
+      </w:r>
+      <w:r>
+        <w:rPr>
+          <w:rFonts w:ascii="TH Sarabun New" w:cs="TH Sarabun New" w:eastAsia="TH Sarabun New" w:hAnsi="TH Sarabun New"/>
+          <w:sz w:val="24"/>
+          <w:szCs w:val="24"/>
+        </w:rPr>
+        <w:t>แจ้งนักเรียนเมื่อมีผลคำร้องฝึกงาน ผลทุน/กยศ. และผลแก้ตัว/เรียนซ้ำ (PR #184) — งานกองทุนแจ้งเฉพาะนักเรียน ไม่แจ้งผู้ปกครอง</w:t>
+      </w:r>
+    </w:p>
+    <w:p>
+      <w:pPr>
+        <w:spacing w:after="60"/>
+        <w:ind w:left="260"/>
+      </w:pPr>
+      <w:r>
+        <w:rPr>
+          <w:rFonts w:ascii="TH Sarabun New" w:cs="TH Sarabun New" w:eastAsia="TH Sarabun New" w:hAnsi="TH Sarabun New"/>
+          <w:b/>
+          <w:bCs/>
+          <w:color w:val="1E8E5A"/>
+          <w:sz w:val="24"/>
+          <w:szCs w:val="24"/>
+        </w:rPr>
+        <w:t xml:space="preserve">☑  </w:t>
+      </w:r>
+      <w:r>
+        <w:rPr>
+          <w:rFonts w:ascii="TH Sarabun New" w:cs="TH Sarabun New" w:eastAsia="TH Sarabun New" w:hAnsi="TH Sarabun New"/>
+          <w:sz w:val="24"/>
+          <w:szCs w:val="24"/>
+        </w:rPr>
+        <w:t>นัดพบครูของผู้ปกครอง (เลือกครูผู้รับได้) และแชทห้องเรียนแยกช่องส่วนตัว ครู↔ผู้ปกครอง / ครู↔นักเรียน</w:t>
+      </w:r>
+    </w:p>
+    <w:p>
+      <w:pPr>
+        <w:pStyle w:val="Heading2"/>
+        <w:spacing w:after="100" w:before="260"/>
+      </w:pPr>
+      <w:r>
+        <w:rPr>
+          <w:rFonts w:ascii="TH Sarabun New" w:cs="TH Sarabun New" w:eastAsia="TH Sarabun New" w:hAnsi="TH Sarabun New"/>
+          <w:b/>
+          <w:bCs/>
+          <w:color w:val="2E5C8A"/>
+          <w:sz w:val="27"/>
+          <w:szCs w:val="27"/>
+        </w:rPr>
+        <w:t>1.10 ผู้ปกครอง, ผู้บริหาร และมือถือ (ต.ค. 2569)</w:t>
+      </w:r>
+    </w:p>
+    <w:p>
+      <w:pPr>
+        <w:spacing w:after="60"/>
+        <w:ind w:left="260"/>
+      </w:pPr>
+      <w:r>
+        <w:rPr>
+          <w:rFonts w:ascii="TH Sarabun New" w:cs="TH Sarabun New" w:eastAsia="TH Sarabun New" w:hAnsi="TH Sarabun New"/>
+          <w:b/>
+          <w:bCs/>
+          <w:color w:val="1E8E5A"/>
+          <w:sz w:val="24"/>
+          <w:szCs w:val="24"/>
+        </w:rPr>
+        <w:t xml:space="preserve">☑  </w:t>
+      </w:r>
+      <w:r>
+        <w:rPr>
+          <w:rFonts w:ascii="TH Sarabun New" w:cs="TH Sarabun New" w:eastAsia="TH Sarabun New" w:hAnsi="TH Sarabun New"/>
+          <w:sz w:val="24"/>
+          <w:szCs w:val="24"/>
+        </w:rPr>
+        <w:t>เข้าสู่ระบบผู้ปกครองด้วย LINE (ยืนยันเลขบัตรเก็บเป็น HMAC ฝั่งเซิร์ฟเวอร์) + หน้าจัดการผู้ปกครองรายคนของแอดมิน มีประวัติการแก้ไข (PR #178) + ชื่อตามทะเบียนบน Navbar ผู้ปกครอง (PR #179)</w:t>
+      </w:r>
+    </w:p>
+    <w:p>
+      <w:pPr>
+        <w:spacing w:after="60"/>
+        <w:ind w:left="260"/>
+      </w:pPr>
+      <w:r>
+        <w:rPr>
+          <w:rFonts w:ascii="TH Sarabun New" w:cs="TH Sarabun New" w:eastAsia="TH Sarabun New" w:hAnsi="TH Sarabun New"/>
+          <w:b/>
+          <w:bCs/>
+          <w:color w:val="1E8E5A"/>
+          <w:sz w:val="24"/>
+          <w:szCs w:val="24"/>
+        </w:rPr>
+        <w:t xml:space="preserve">☑  </w:t>
+      </w:r>
+      <w:r>
+        <w:rPr>
+          <w:rFonts w:ascii="TH Sarabun New" w:cs="TH Sarabun New" w:eastAsia="TH Sarabun New" w:hAnsi="TH Sarabun New"/>
+          <w:sz w:val="24"/>
+          <w:szCs w:val="24"/>
+        </w:rPr>
+        <w:t>กลุ่มผู้บริหาร isExec() (EXECUTIVE + รองผอ. 3 กลุ่มงาน) สิทธิ์เท่ากัน + หน้า "ข้อมูลครูรายบุคคล" อ่านอย่างเดียว (PR #180)</w:t>
+      </w:r>
+    </w:p>
+    <w:p>
+      <w:pPr>
+        <w:spacing w:after="60"/>
+        <w:ind w:left="260"/>
+      </w:pPr>
+      <w:r>
+        <w:rPr>
+          <w:rFonts w:ascii="TH Sarabun New" w:cs="TH Sarabun New" w:eastAsia="TH Sarabun New" w:hAnsi="TH Sarabun New"/>
+          <w:b/>
+          <w:bCs/>
+          <w:color w:val="1E8E5A"/>
+          <w:sz w:val="24"/>
+          <w:szCs w:val="24"/>
+        </w:rPr>
+        <w:t xml:space="preserve">☑  </w:t>
+      </w:r>
+      <w:r>
+        <w:rPr>
+          <w:rFonts w:ascii="TH Sarabun New" w:cs="TH Sarabun New" w:eastAsia="TH Sarabun New" w:hAnsi="TH Sarabun New"/>
+          <w:sz w:val="24"/>
+          <w:szCs w:val="24"/>
+        </w:rPr>
+        <w:t>มือถือ PWA /m ติดตั้งลงหน้าจอได้ เมนูตามบทบาท: สถิติรายวิชา, ใบลา, แฟ้มผลงาน, อนุมัติเช็คชื่อย้อนหลัง (PR #177) — ยังต้องทดสอบบนมือถือจริง</w:t>
+      </w:r>
+    </w:p>
+    <w:p>
+      <w:pPr>
+        <w:spacing w:after="60"/>
+        <w:ind w:left="260"/>
+      </w:pPr>
+      <w:r>
+        <w:rPr>
+          <w:rFonts w:ascii="TH Sarabun New" w:cs="TH Sarabun New" w:eastAsia="TH Sarabun New" w:hAnsi="TH Sarabun New"/>
+          <w:b/>
+          <w:bCs/>
+          <w:color w:val="1E8E5A"/>
+          <w:sz w:val="24"/>
+          <w:szCs w:val="24"/>
+        </w:rPr>
+        <w:t xml:space="preserve">☑  </w:t>
+      </w:r>
+      <w:r>
+        <w:rPr>
+          <w:rFonts w:ascii="TH Sarabun New" w:cs="TH Sarabun New" w:eastAsia="TH Sarabun New" w:hAnsi="TH Sarabun New"/>
+          <w:sz w:val="24"/>
+          <w:szCs w:val="24"/>
+        </w:rPr>
+        <w:t>นำเข้าบุคลากรไม่ทับบทบาทเดิม จับคู่กลุ่มสาระฯ เป็นรหัส (PR #181)</w:t>
+      </w:r>
+    </w:p>
+    <w:p>
+      <w:pPr>
+        <w:spacing w:after="60"/>
+        <w:ind w:left="260"/>
+      </w:pPr>
+      <w:r>
+        <w:rPr>
+          <w:rFonts w:ascii="TH Sarabun New" w:cs="TH Sarabun New" w:eastAsia="TH Sarabun New" w:hAnsi="TH Sarabun New"/>
+          <w:b/>
+          <w:bCs/>
+          <w:color w:val="1E8E5A"/>
+          <w:sz w:val="24"/>
+          <w:szCs w:val="24"/>
+        </w:rPr>
+        <w:t xml:space="preserve">☑  </w:t>
+      </w:r>
+      <w:r>
+        <w:rPr>
+          <w:rFonts w:ascii="TH Sarabun New" w:cs="TH Sarabun New" w:eastAsia="TH Sarabun New" w:hAnsi="TH Sarabun New"/>
+          <w:sz w:val="24"/>
+          <w:szCs w:val="24"/>
+        </w:rPr>
+        <w:t>ธีมสี 5 แบบ + โทเคนสีที่แอดมินแก้ได้ + ตั้งค่าส่วนตัว (ธีม/ขนาดตัวอักษร/รูปโปรไฟล์) · รูปแบบอีเมลนักเรียนตั้งค่าได้</w:t>
+      </w:r>
+    </w:p>
+    <w:p>
+      <w:pPr>
+        <w:pStyle w:val="Heading2"/>
+        <w:spacing w:after="100" w:before="260"/>
+      </w:pPr>
+      <w:r>
+        <w:rPr>
+          <w:rFonts w:ascii="TH Sarabun New" w:cs="TH Sarabun New" w:eastAsia="TH Sarabun New" w:hAnsi="TH Sarabun New"/>
+          <w:b/>
+          <w:bCs/>
+          <w:color w:val="2E5C8A"/>
+          <w:sz w:val="27"/>
+          <w:szCs w:val="27"/>
+        </w:rPr>
+        <w:t>1.11 สุขภาพ SDQ นิเทศ และทะเบียน (ต.ค. 2569)</w:t>
+      </w:r>
+    </w:p>
+    <w:p>
+      <w:pPr>
+        <w:spacing w:after="60"/>
+        <w:ind w:left="260"/>
+      </w:pPr>
+      <w:r>
+        <w:rPr>
+          <w:rFonts w:ascii="TH Sarabun New" w:cs="TH Sarabun New" w:eastAsia="TH Sarabun New" w:hAnsi="TH Sarabun New"/>
+          <w:b/>
+          <w:bCs/>
+          <w:color w:val="1E8E5A"/>
+          <w:sz w:val="24"/>
+          <w:szCs w:val="24"/>
+        </w:rPr>
+        <w:t xml:space="preserve">☑  </w:t>
+      </w:r>
+      <w:r>
+        <w:rPr>
+          <w:rFonts w:ascii="TH Sarabun New" w:cs="TH Sarabun New" w:eastAsia="TH Sarabun New" w:hAnsi="TH Sarabun New"/>
+          <w:sz w:val="24"/>
+          <w:szCs w:val="24"/>
+        </w:rPr>
+        <w:t>SDQ ใช้เกณฑ์กรมสุขภาพจิตแยกผู้ประเมิน/รายด้าน, แบบสอบถาม 25 ข้อ, ผลกระทบ, รอบ 1/2, ความสอดคล้อง 3 ฝ่าย, รายงานชั้นเรียน · บันทึกแนวทางช่วยเหลือลง Firestore (sdq_class_plans) เฉพาะครูที่ปรึกษาของห้อง (PR #186)</w:t>
+      </w:r>
+    </w:p>
+    <w:p>
+      <w:pPr>
+        <w:spacing w:after="60"/>
+        <w:ind w:left="260"/>
+      </w:pPr>
+      <w:r>
+        <w:rPr>
+          <w:rFonts w:ascii="TH Sarabun New" w:cs="TH Sarabun New" w:eastAsia="TH Sarabun New" w:hAnsi="TH Sarabun New"/>
+          <w:b/>
+          <w:bCs/>
+          <w:color w:val="1E8E5A"/>
+          <w:sz w:val="24"/>
+          <w:szCs w:val="24"/>
+        </w:rPr>
+        <w:t xml:space="preserve">☑  </w:t>
+      </w:r>
+      <w:r>
+        <w:rPr>
+          <w:rFonts w:ascii="TH Sarabun New" w:cs="TH Sarabun New" w:eastAsia="TH Sarabun New" w:hAnsi="TH Sarabun New"/>
+          <w:sz w:val="24"/>
+          <w:szCs w:val="24"/>
+        </w:rPr>
+        <w:t>คัดกรองซึมเศร้า 2Q → 9Q → 8Q ฉบับกรมสุขภาพจิต (9Q เขียนผ่าน callable ฝั่งเซิร์ฟเวอร์เท่านั้น)</w:t>
+      </w:r>
+    </w:p>
+    <w:p>
+      <w:pPr>
+        <w:spacing w:after="60"/>
+        <w:ind w:left="260"/>
+      </w:pPr>
+      <w:r>
+        <w:rPr>
+          <w:rFonts w:ascii="TH Sarabun New" w:cs="TH Sarabun New" w:eastAsia="TH Sarabun New" w:hAnsi="TH Sarabun New"/>
+          <w:b/>
+          <w:bCs/>
+          <w:color w:val="1E8E5A"/>
+          <w:sz w:val="24"/>
+          <w:szCs w:val="24"/>
+        </w:rPr>
+        <w:t xml:space="preserve">☑  </w:t>
+      </w:r>
+      <w:r>
+        <w:rPr>
+          <w:rFonts w:ascii="TH Sarabun New" w:cs="TH Sarabun New" w:eastAsia="TH Sarabun New" w:hAnsi="TH Sarabun New"/>
+          <w:sz w:val="24"/>
+          <w:szCs w:val="24"/>
+        </w:rPr>
+        <w:t>ข้อมูลสุขภาพประจำตัว/หมู่เลือด/ผู้ติดต่อฉุกเฉิน, ตรวจสายตา-หู, วัคซีน, บริจาคโลหิต, คลังยาห้องพยาบาล, กราฟพัฒนาการน้ำหนัก-ส่วนสูง, เรดาร์โดดเรียน</w:t>
+      </w:r>
+    </w:p>
+    <w:p>
+      <w:pPr>
+        <w:spacing w:after="60"/>
+        <w:ind w:left="260"/>
+      </w:pPr>
+      <w:r>
+        <w:rPr>
+          <w:rFonts w:ascii="TH Sarabun New" w:cs="TH Sarabun New" w:eastAsia="TH Sarabun New" w:hAnsi="TH Sarabun New"/>
+          <w:b/>
+          <w:bCs/>
+          <w:color w:val="1E8E5A"/>
+          <w:sz w:val="24"/>
+          <w:szCs w:val="24"/>
+        </w:rPr>
+        <w:t xml:space="preserve">☑  </w:t>
+      </w:r>
+      <w:r>
+        <w:rPr>
+          <w:rFonts w:ascii="TH Sarabun New" w:cs="TH Sarabun New" w:eastAsia="TH Sarabun New" w:hAnsi="TH Sarabun New"/>
+          <w:sz w:val="24"/>
+          <w:szCs w:val="24"/>
+        </w:rPr>
+        <w:t>ระบบนิเทศการสอน 3 เฟส (นิเทศ, แผน/โครงการสอน, PLC/สะท้อนคิด/แฟ้มสะสมงาน) + แบบประเมินแก้ได้แบบมีเวอร์ชัน</w:t>
+      </w:r>
+    </w:p>
+    <w:p>
+      <w:pPr>
+        <w:spacing w:after="60"/>
+        <w:ind w:left="260"/>
+      </w:pPr>
+      <w:r>
+        <w:rPr>
+          <w:rFonts w:ascii="TH Sarabun New" w:cs="TH Sarabun New" w:eastAsia="TH Sarabun New" w:hAnsi="TH Sarabun New"/>
+          <w:b/>
+          <w:bCs/>
+          <w:color w:val="1E8E5A"/>
+          <w:sz w:val="24"/>
+          <w:szCs w:val="24"/>
+        </w:rPr>
+        <w:t xml:space="preserve">☑  </w:t>
+      </w:r>
+      <w:r>
+        <w:rPr>
+          <w:rFonts w:ascii="TH Sarabun New" w:cs="TH Sarabun New" w:eastAsia="TH Sarabun New" w:hAnsi="TH Sarabun New"/>
+          <w:sz w:val="24"/>
+          <w:szCs w:val="24"/>
+        </w:rPr>
+        <w:t>งานทะเบียนวัดผล: แก้ตัว/เรียนซ้ำ, อนุมัติจบ, ย้ายห้อง · ปพ.5 / ปพ.6 · งานกิจการนักเรียนและคะแนนความประพฤติ · ทุนการศึกษา/กยศ. · คำร้องขอฝึกงาน · หน้าสารสนเทศสาธารณะ /info</w:t>
+      </w:r>
+    </w:p>
+    <w:p>
       <w:r>
         <w:br w:type="page"/>
       </w:r>
@@ -1210,28 +1636,6 @@
           <w:sz w:val="24"/>
           <w:szCs w:val="24"/>
         </w:rPr>
-        <w:t xml:space="preserve">ระบบเลือกธีมสี (dark/navy/light) — ต้องรื้อ ~60 ไฟล์ที่ hardcode สี</w:t>
-      </w:r>
-    </w:p>
-    <w:p>
-      <w:pPr>
-        <w:spacing w:after="60"/>
-        <w:ind w:left="260"/>
-      </w:pPr>
-      <w:r>
-        <w:rPr>
-          <w:rFonts w:ascii="TH Sarabun New" w:cs="TH Sarabun New" w:eastAsia="TH Sarabun New" w:hAnsi="TH Sarabun New"/>
-          <w:sz w:val="24"/>
-          <w:szCs w:val="24"/>
-        </w:rPr>
-        <w:t xml:space="preserve">☐  </w:t>
-      </w:r>
-      <w:r>
-        <w:rPr>
-          <w:rFonts w:ascii="TH Sarabun New" w:cs="TH Sarabun New" w:eastAsia="TH Sarabun New" w:hAnsi="TH Sarabun New"/>
-          <w:sz w:val="24"/>
-          <w:szCs w:val="24"/>
-        </w:rPr>
         <w:t xml:space="preserve">จัดกลุ่มเมนูใหม่สำหรับมือถือ (bottom tab bar + "เพิ่มเติม")</w:t>
       </w:r>
     </w:p>
@@ -1337,7 +1741,7 @@
           <w:sz w:val="24"/>
           <w:szCs w:val="24"/>
         </w:rPr>
-        <w:t xml:space="preserve">StudentPortal ส่วนที่เหลือ: ตารางเรียนประจำวันปลอม, การ์ด GPAX/จิตอาสาปลอม, การ์ด GPS/สแกนประตูปลอม</w:t>
+        <w:t>StudentPortal ส่วนที่เหลือ: การ์ด GPAX/จิตอาสา (ตารางเรียนวันนี้ สถิติเข้าเรียน และ GPS/ประตู ใช้ข้อมูลจริงแล้ว — ต้องตรวจซ้ำ)</w:t>
       </w:r>
     </w:p>
     <w:p>
@@ -1359,7 +1763,7 @@
           <w:sz w:val="24"/>
           <w:szCs w:val="24"/>
         </w:rPr>
-        <w:t xml:space="preserve">ParentPortal ส่วนที่เหลือ: HealthMentalWellbeingModule (โรคประจำตัว/แพ้ยาไม่เคยเขียน), AcademicHomeworkModule (ระบบการบ้านไม่มีจริง)</w:t>
+        <w:t>ParentPortal: ตรวจซ้ำความครบของข้อมูล (ข้อมูลสุขภาพประจำตัวเขียนจริงแล้ว; ระบบส่งการบ้านถูกลบออกเพราะยังไม่มีฝั่งครูรับงาน)</w:t>
       </w:r>
     </w:p>
     <w:p>
@@ -1404,28 +1808,6 @@
           <w:szCs w:val="24"/>
         </w:rPr>
         <w:t xml:space="preserve">PortfolioActivityVault — ยังไม่ได้ตรวจสอบ REAL/FAKE</w:t>
-      </w:r>
-    </w:p>
-    <w:p>
-      <w:pPr>
-        <w:spacing w:after="60"/>
-        <w:ind w:left="260"/>
-      </w:pPr>
-      <w:r>
-        <w:rPr>
-          <w:rFonts w:ascii="TH Sarabun New" w:cs="TH Sarabun New" w:eastAsia="TH Sarabun New" w:hAnsi="TH Sarabun New"/>
-          <w:sz w:val="24"/>
-          <w:szCs w:val="24"/>
-        </w:rPr>
-        <w:t xml:space="preserve">☐  </w:t>
-      </w:r>
-      <w:r>
-        <w:rPr>
-          <w:rFonts w:ascii="TH Sarabun New" w:cs="TH Sarabun New" w:eastAsia="TH Sarabun New" w:hAnsi="TH Sarabun New"/>
-          <w:sz w:val="24"/>
-          <w:szCs w:val="24"/>
-        </w:rPr>
-        <w:t xml:space="preserve">meritDemeritLogs (ประวัติคะแนนพฤติกรรม) ยังเป็น session-local</w:t>
       </w:r>
     </w:p>
     <w:p>
@@ -1574,7 +1956,7 @@
           <w:sz w:val="24"/>
           <w:szCs w:val="24"/>
         </w:rPr>
-        <w:t xml:space="preserve">รูปแบบอีเมลนักเรียนที่ตั้งค่าได้ (เผื่อโรงเรียนอื่น pattern ต่างกัน)</w:t>
+        <w:t xml:space="preserve">ตรวจสอบว่าเปิดใช้ GPS ฝั่งนักเรียนสำหรับเยี่ยมบ้านหรือยัง</w:t>
       </w:r>
     </w:p>
     <w:p>
@@ -1596,7 +1978,7 @@
           <w:sz w:val="24"/>
           <w:szCs w:val="24"/>
         </w:rPr>
-        <w:t xml:space="preserve">ตรวจสอบว่าเปิดใช้ GPS ฝั่งนักเรียนสำหรับเยี่ยมบ้านหรือยัง</w:t>
+        <w:t xml:space="preserve">PDF ใบเสร็จ/ใบแจ้งหนี้ที่ดาวน์โหลดได้จริง</w:t>
       </w:r>
     </w:p>
     <w:p>
@@ -1618,7 +2000,29 @@
           <w:sz w:val="24"/>
           <w:szCs w:val="24"/>
         </w:rPr>
-        <w:t xml:space="preserve">PDF ใบเสร็จ/ใบแจ้งหนี้ที่ดาวน์โหลดได้จริง</w:t>
+        <w:t xml:space="preserve">ลิงก์นัดครูออนไลน์ยังเป็นลิงก์ Google Meet ตายตัว</w:t>
+      </w:r>
+    </w:p>
+    <w:p>
+      <w:r>
+        <w:br w:type="page"/>
+      </w:r>
+    </w:p>
+    <w:p>
+      <w:pPr>
+        <w:pStyle w:val="Heading2"/>
+        <w:spacing w:after="100" w:before="260"/>
+      </w:pPr>
+      <w:r>
+        <w:rPr>
+          <w:rFonts w:ascii="TH Sarabun New" w:cs="TH Sarabun New" w:eastAsia="TH Sarabun New" w:hAnsi="TH Sarabun New"/>
+          <w:b/>
+          <w:bCs/>
+          <w:color w:val="2E5C8A"/>
+          <w:sz w:val="27"/>
+          <w:szCs w:val="27"/>
+        </w:rPr>
+        <w:t>2.4 งานค้างล่าสุด (ต.ค. 2569)</w:t>
       </w:r>
     </w:p>
     <w:p>
@@ -1640,12 +2044,139 @@
           <w:sz w:val="24"/>
           <w:szCs w:val="24"/>
         </w:rPr>
-        <w:t xml:space="preserve">ลิงก์นัดครูออนไลน์ยังเป็นลิงก์ Google Meet ตายตัว</w:t>
-      </w:r>
-    </w:p>
-    <w:p>
-      <w:r>
-        <w:br w:type="page"/>
+        <w:t>SDQ-EQ แบบสอบถาม — รอไฟล์ SDQ-EQ.pdf</w:t>
+      </w:r>
+    </w:p>
+    <w:p>
+      <w:pPr>
+        <w:spacing w:after="60"/>
+        <w:ind w:left="260"/>
+      </w:pPr>
+      <w:r>
+        <w:rPr>
+          <w:rFonts w:ascii="TH Sarabun New" w:cs="TH Sarabun New" w:eastAsia="TH Sarabun New" w:hAnsi="TH Sarabun New"/>
+          <w:sz w:val="24"/>
+          <w:szCs w:val="24"/>
+        </w:rPr>
+        <w:t xml:space="preserve">☐  </w:t>
+      </w:r>
+      <w:r>
+        <w:rPr>
+          <w:rFonts w:ascii="TH Sarabun New" w:cs="TH Sarabun New" w:eastAsia="TH Sarabun New" w:hAnsi="TH Sarabun New"/>
+          <w:sz w:val="24"/>
+          <w:szCs w:val="24"/>
+        </w:rPr>
+        <w:t>แบบคัดกรอง/ส่งต่อรายบุคคลตามคู่มือหน้า 25–28 — รอต้นฉบับ</w:t>
+      </w:r>
+    </w:p>
+    <w:p>
+      <w:pPr>
+        <w:spacing w:after="60"/>
+        <w:ind w:left="260"/>
+      </w:pPr>
+      <w:r>
+        <w:rPr>
+          <w:rFonts w:ascii="TH Sarabun New" w:cs="TH Sarabun New" w:eastAsia="TH Sarabun New" w:hAnsi="TH Sarabun New"/>
+          <w:sz w:val="24"/>
+          <w:szCs w:val="24"/>
+        </w:rPr>
+        <w:t xml:space="preserve">☐  </w:t>
+      </w:r>
+      <w:r>
+        <w:rPr>
+          <w:rFonts w:ascii="TH Sarabun New" w:cs="TH Sarabun New" w:eastAsia="TH Sarabun New" w:hAnsi="TH Sarabun New"/>
+          <w:sz w:val="24"/>
+          <w:szCs w:val="24"/>
+        </w:rPr>
+        <w:t>ซ่อนผล SDQ ของฝ่ายอื่นระดับ rules (Cloud Function สรุป + ปิดอ่านเอกสารดิบ) — พักไว้ให้ทดลองใช้จริงก่อน</w:t>
+      </w:r>
+    </w:p>
+    <w:p>
+      <w:pPr>
+        <w:spacing w:after="60"/>
+        <w:ind w:left="260"/>
+      </w:pPr>
+      <w:r>
+        <w:rPr>
+          <w:rFonts w:ascii="TH Sarabun New" w:cs="TH Sarabun New" w:eastAsia="TH Sarabun New" w:hAnsi="TH Sarabun New"/>
+          <w:sz w:val="24"/>
+          <w:szCs w:val="24"/>
+        </w:rPr>
+        <w:t xml:space="preserve">☐  </w:t>
+      </w:r>
+      <w:r>
+        <w:rPr>
+          <w:rFonts w:ascii="TH Sarabun New" w:cs="TH Sarabun New" w:eastAsia="TH Sarabun New" w:hAnsi="TH Sarabun New"/>
+          <w:sz w:val="24"/>
+          <w:szCs w:val="24"/>
+        </w:rPr>
+        <w:t>Import ข้อมูลจริง: บุคลากรฝ่ายบริหาร/สนับสนุน, ตารางสอนครู 150 คน, นักเรียนทั้งโรงเรียน (ยืนยันสถานะกับทีม)</w:t>
+      </w:r>
+    </w:p>
+    <w:p>
+      <w:pPr>
+        <w:spacing w:after="60"/>
+        <w:ind w:left="260"/>
+      </w:pPr>
+      <w:r>
+        <w:rPr>
+          <w:rFonts w:ascii="TH Sarabun New" w:cs="TH Sarabun New" w:eastAsia="TH Sarabun New" w:hAnsi="TH Sarabun New"/>
+          <w:sz w:val="24"/>
+          <w:szCs w:val="24"/>
+        </w:rPr>
+        <w:t xml:space="preserve">☐  </w:t>
+      </w:r>
+      <w:r>
+        <w:rPr>
+          <w:rFonts w:ascii="TH Sarabun New" w:cs="TH Sarabun New" w:eastAsia="TH Sarabun New" w:hAnsi="TH Sarabun New"/>
+          <w:sz w:val="24"/>
+          <w:szCs w:val="24"/>
+        </w:rPr>
+        <w:t>เปิด Firestore TTL policy ที่ Console สำหรับ gps_checkin_selfies (field expireAt) ครั้งเดียว</w:t>
+      </w:r>
+    </w:p>
+    <w:p>
+      <w:pPr>
+        <w:spacing w:after="60"/>
+        <w:ind w:left="260"/>
+      </w:pPr>
+      <w:r>
+        <w:rPr>
+          <w:rFonts w:ascii="TH Sarabun New" w:cs="TH Sarabun New" w:eastAsia="TH Sarabun New" w:hAnsi="TH Sarabun New"/>
+          <w:sz w:val="24"/>
+          <w:szCs w:val="24"/>
+        </w:rPr>
+        <w:t xml:space="preserve">☐  </w:t>
+      </w:r>
+      <w:r>
+        <w:rPr>
+          <w:rFonts w:ascii="TH Sarabun New" w:cs="TH Sarabun New" w:eastAsia="TH Sarabun New" w:hAnsi="TH Sarabun New"/>
+          <w:sz w:val="24"/>
+          <w:szCs w:val="24"/>
+        </w:rPr>
+        <w:t>ตรวจด้วยภาพ: พอร์ทัลหลังล็อกอินในธีมสว่าง/5 ธีม และทดสอบ PWA บนมือถือจริง</w:t>
+      </w:r>
+    </w:p>
+    <w:p>
+      <w:pPr>
+        <w:spacing w:after="60"/>
+        <w:ind w:left="260"/>
+      </w:pPr>
+      <w:r>
+        <w:rPr>
+          <w:rFonts w:ascii="TH Sarabun New" w:cs="TH Sarabun New" w:eastAsia="TH Sarabun New" w:hAnsi="TH Sarabun New"/>
+          <w:sz w:val="24"/>
+          <w:szCs w:val="24"/>
+        </w:rPr>
+        <w:t xml:space="preserve">☐  </w:t>
+      </w:r>
+      <w:r>
+        <w:rPr>
+          <w:rFonts w:ascii="TH Sarabun New" w:cs="TH Sarabun New" w:eastAsia="TH Sarabun New" w:hAnsi="TH Sarabun New"/>
+          <w:sz w:val="24"/>
+          <w:szCs w:val="24"/>
+        </w:rPr>
+        <w:t>ระบบคะแนนคณะสี, เลื่อนชั้น/ซ้ำชั้นสิ้นปี, ระบบบทบาทที่แอดมินกำหนดเอง (ยังไม่เริ่ม)</w:t>
       </w:r>
     </w:p>
     <w:p>
@@ -1688,7 +2219,7 @@
           <w:sz w:val="22"/>
           <w:szCs w:val="22"/>
         </w:rPr>
-        <w:t xml:space="preserve">Repo: https://github.com/kiattika/Smart-School-Care-Ecosystem — Branch หลักที่ใช้ทำงานต่อเนื่อง: fix/confirm-import-silent-return (สร้าง PR ใหม่ทุกครั้งที่ push แล้ว merge) — ก่อนเริ่มงานใหม่ทุกครั้ง ให้เช็ค git log/git status จริงก่อน เพราะเคยพบว่า Claude Code ทำงานเสร็จแต่ลืม push หลายครั้ง</w:t>
+        <w:t>Repo: https://github.com/kiattika/Smart-School-Care-Ecosystem — วิธีทำงานตอนนี้: แตกสาขา feat/... จาก main ทุกงาน แล้ว merge ผ่าน PR (ล่าสุด #186) · ลำดับ deploy: functions (ระบุชื่อ) → rules → hosting · แก้ rules ที่ firestore.rules.comments แล้วรัน npm run rules:build · ก่อนเริ่มงานใหม่ทุกครั้งให้เช็ค git log/git status จริง เพราะเคยพบว่าทำงานเสร็จแต่ลืม push</w:t>
       </w:r>
     </w:p>
     <w:p>
